--- a/docs/AvoLaptop.docx
+++ b/docs/AvoLaptop.docx
@@ -55,7 +55,18 @@
         <w:t>interoperabile su tutti i dispositivi con l’uso dell’API REST.</w:t>
       </w:r>
       <w:r>
-        <w:t xml:space="preserve"> Utilizza PHP </w:t>
+        <w:t xml:space="preserve"> Utilizza PHP</w:t>
+      </w:r>
+      <w:r>
+        <w:t xml:space="preserve"> come </w:t>
+      </w:r>
+      <w:proofErr w:type="spellStart"/>
+      <w:r>
+        <w:t>backend</w:t>
+      </w:r>
+      <w:proofErr w:type="spellEnd"/>
+      <w:r>
+        <w:t>.</w:t>
       </w:r>
     </w:p>
     <w:p>
@@ -177,47 +188,48 @@
         </w:rPr>
         <w:lastRenderedPageBreak/>
         <w:drawing>
-          <wp:inline distT="0" distB="0" distL="0" distR="0" wp14:anchorId="2716FC31" wp14:editId="554E7BAF">
-            <wp:extent cx="6120130" cy="4194810"/>
-            <wp:effectExtent l="0" t="0" r="0" b="0"/>
-            <wp:docPr id="852473835" name="Immagine 1"/>
+          <wp:inline distT="0" distB="0" distL="0" distR="0" wp14:anchorId="21FCB32B" wp14:editId="76723F5A">
+            <wp:extent cx="5855682" cy="5479388"/>
+            <wp:effectExtent l="0" t="0" r="0" b="7620"/>
+            <wp:docPr id="5" name="Segnaposto contenuto 4">
+              <a:extLst xmlns:a="http://schemas.openxmlformats.org/drawingml/2006/main">
+                <a:ext uri="{FF2B5EF4-FFF2-40B4-BE49-F238E27FC236}">
+                  <a16:creationId xmlns:a16="http://schemas.microsoft.com/office/drawing/2014/main" id="{0E7D00D4-C217-10B5-09CB-16FC033D7C36}"/>
+                </a:ext>
+              </a:extLst>
+            </wp:docPr>
             <wp:cNvGraphicFramePr>
-              <a:graphicFrameLocks xmlns:a="http://schemas.openxmlformats.org/drawingml/2006/main" noChangeAspect="1"/>
+              <a:graphicFrameLocks xmlns:a="http://schemas.openxmlformats.org/drawingml/2006/main" noGrp="1" noChangeAspect="1"/>
             </wp:cNvGraphicFramePr>
             <a:graphic xmlns:a="http://schemas.openxmlformats.org/drawingml/2006/main">
               <a:graphicData uri="http://schemas.openxmlformats.org/drawingml/2006/picture">
                 <pic:pic xmlns:pic="http://schemas.openxmlformats.org/drawingml/2006/picture">
                   <pic:nvPicPr>
-                    <pic:cNvPr id="0" name="Picture 1"/>
+                    <pic:cNvPr id="5" name="Segnaposto contenuto 4">
+                      <a:extLst>
+                        <a:ext uri="{FF2B5EF4-FFF2-40B4-BE49-F238E27FC236}">
+                          <a16:creationId xmlns:a16="http://schemas.microsoft.com/office/drawing/2014/main" id="{0E7D00D4-C217-10B5-09CB-16FC033D7C36}"/>
+                        </a:ext>
+                      </a:extLst>
+                    </pic:cNvPr>
                     <pic:cNvPicPr>
-                      <a:picLocks noChangeAspect="1" noChangeArrowheads="1"/>
+                      <a:picLocks noGrp="1" noChangeAspect="1"/>
                     </pic:cNvPicPr>
                   </pic:nvPicPr>
                   <pic:blipFill>
-                    <a:blip r:embed="rId6">
-                      <a:extLst>
-                        <a:ext uri="{28A0092B-C50C-407E-A947-70E740481C1C}">
-                          <a14:useLocalDpi xmlns:a14="http://schemas.microsoft.com/office/drawing/2010/main" val="0"/>
-                        </a:ext>
-                      </a:extLst>
-                    </a:blip>
-                    <a:srcRect/>
+                    <a:blip r:embed="rId6"/>
                     <a:stretch>
                       <a:fillRect/>
                     </a:stretch>
                   </pic:blipFill>
-                  <pic:spPr bwMode="auto">
+                  <pic:spPr>
                     <a:xfrm>
                       <a:off x="0" y="0"/>
-                      <a:ext cx="6120130" cy="4194810"/>
+                      <a:ext cx="5855682" cy="5479388"/>
                     </a:xfrm>
                     <a:prstGeom prst="rect">
                       <a:avLst/>
                     </a:prstGeom>
-                    <a:noFill/>
-                    <a:ln>
-                      <a:noFill/>
-                    </a:ln>
                   </pic:spPr>
                 </pic:pic>
               </a:graphicData>
@@ -231,7 +243,7 @@
         </w:rPr>
         <w:lastRenderedPageBreak/>
         <w:drawing>
-          <wp:inline distT="0" distB="0" distL="0" distR="0" wp14:anchorId="1A3E57C4" wp14:editId="64B9BFBC">
+          <wp:inline distT="0" distB="0" distL="0" distR="0" wp14:anchorId="1A3E57C4" wp14:editId="43B4BDD5">
             <wp:extent cx="4370705" cy="9072245"/>
             <wp:effectExtent l="0" t="0" r="0" b="0"/>
             <wp:docPr id="802869273" name="Elemento grafico 2"/>
@@ -278,10 +290,10 @@
         </w:rPr>
         <w:lastRenderedPageBreak/>
         <w:drawing>
-          <wp:inline distT="0" distB="0" distL="0" distR="0" wp14:anchorId="44FD7EB7" wp14:editId="4BF31024">
-            <wp:extent cx="6120130" cy="4721225"/>
-            <wp:effectExtent l="0" t="0" r="0" b="3175"/>
-            <wp:docPr id="1656101679" name="Elemento grafico 1"/>
+          <wp:inline distT="0" distB="0" distL="0" distR="0" wp14:anchorId="4531C774" wp14:editId="21BD8AE1">
+            <wp:extent cx="5039428" cy="4324954"/>
+            <wp:effectExtent l="0" t="0" r="0" b="0"/>
+            <wp:docPr id="662076800" name="Immagine 1"/>
             <wp:cNvGraphicFramePr>
               <a:graphicFrameLocks xmlns:a="http://schemas.openxmlformats.org/drawingml/2006/main" noChangeAspect="1"/>
             </wp:cNvGraphicFramePr>
@@ -289,17 +301,11 @@
               <a:graphicData uri="http://schemas.openxmlformats.org/drawingml/2006/picture">
                 <pic:pic xmlns:pic="http://schemas.openxmlformats.org/drawingml/2006/picture">
                   <pic:nvPicPr>
-                    <pic:cNvPr id="1656101679" name=""/>
+                    <pic:cNvPr id="662076800" name=""/>
                     <pic:cNvPicPr/>
                   </pic:nvPicPr>
                   <pic:blipFill>
-                    <a:blip r:embed="rId9">
-                      <a:extLst>
-                        <a:ext uri="{96DAC541-7B7A-43D3-8B79-37D633B846F1}">
-                          <asvg:svgBlip xmlns:asvg="http://schemas.microsoft.com/office/drawing/2016/SVG/main" r:embed="rId10"/>
-                        </a:ext>
-                      </a:extLst>
-                    </a:blip>
+                    <a:blip r:embed="rId9"/>
                     <a:stretch>
                       <a:fillRect/>
                     </a:stretch>
@@ -307,7 +313,7 @@
                   <pic:spPr>
                     <a:xfrm>
                       <a:off x="0" y="0"/>
-                      <a:ext cx="6120130" cy="4721225"/>
+                      <a:ext cx="5039428" cy="4324954"/>
                     </a:xfrm>
                     <a:prstGeom prst="rect">
                       <a:avLst/>
@@ -321,7 +327,7 @@
       </w:r>
     </w:p>
     <w:sectPr>
-      <w:headerReference w:type="default" r:id="rId11"/>
+      <w:headerReference w:type="default" r:id="rId10"/>
       <w:pgSz w:w="11906" w:h="16838"/>
       <w:pgMar w:top="1417" w:right="1134" w:bottom="1134" w:left="1134" w:header="708" w:footer="708" w:gutter="0"/>
       <w:cols w:space="708"/>
